--- a/docs/team_summary/img/SLIDE_IMAGES_INDEX.docx
+++ b/docs/team_summary/img/SLIDE_IMAGES_INDEX.docx
@@ -29,26 +29,23 @@
         <w:rPr>
           <w:rFonts w:ascii="Calibri" w:hAnsi="Calibri" w:cs="Calibri" w:eastAsia="Calibri"/>
         </w:rPr>
-        <w:t xml:space="preserve">Photos and schematics pulled from the LTH project-updates deck for the team summary (</w:t>
+        <w:t>Photos and schematics pulled from the LTH project-updates deck for the team summary (../LTH_results_summary.Rmd). These are illustrative source photos and schematics from the project deck, not code-generated quantitative figures. For code-generated figures, see the repo-root path `figures/FIGURE_INDEX.docx`.</w:t>
       </w:r>
       <w:r>
         <w:rPr>
           <w:rFonts w:ascii="Calibri" w:hAnsi="Calibri" w:cs="Calibri" w:eastAsia="Calibri"/>
           <w:rStyle w:val="VerbatimChar"/>
         </w:rPr>
-        <w:t xml:space="preserve">../LTH_results_summary.Rmd</w:t>
-      </w:r>
-      <w:r>
-        <w:rPr>
-          <w:rFonts w:ascii="Calibri" w:hAnsi="Calibri" w:cs="Calibri" w:eastAsia="Calibri"/>
-        </w:rPr>
-        <w:t xml:space="preserve">). These are</w:t>
-      </w:r>
-      <w:r>
-        <w:rPr>
-          <w:rFonts w:ascii="Calibri" w:hAnsi="Calibri" w:cs="Calibri" w:eastAsia="Calibri"/>
-        </w:rPr>
-        <w:t xml:space="preserve"> </w:t>
+      </w:r>
+      <w:r>
+        <w:rPr>
+          <w:rFonts w:ascii="Calibri" w:hAnsi="Calibri" w:cs="Calibri" w:eastAsia="Calibri"/>
+        </w:rPr>
+      </w:r>
+      <w:r>
+        <w:rPr>
+          <w:rFonts w:ascii="Calibri" w:hAnsi="Calibri" w:cs="Calibri" w:eastAsia="Calibri"/>
+        </w:rPr>
       </w:r>
       <w:r>
         <w:rPr>
@@ -56,25 +53,21 @@
           <w:b/>
           <w:bCs/>
         </w:rPr>
-        <w:t xml:space="preserve">source imagery</w:t>
-      </w:r>
-      <w:r>
-        <w:rPr>
-          <w:rFonts w:ascii="Calibri" w:hAnsi="Calibri" w:cs="Calibri" w:eastAsia="Calibri"/>
-        </w:rPr>
-        <w:t xml:space="preserve"> </w:t>
-      </w:r>
-      <w:r>
-        <w:rPr>
-          <w:rFonts w:ascii="Calibri" w:hAnsi="Calibri" w:cs="Calibri" w:eastAsia="Calibri"/>
-        </w:rPr>
-        <w:t xml:space="preserve">(coral photos, design schematic), not code-generated figures — for those, see</w:t>
-      </w:r>
-      <w:r>
-        <w:rPr>
-          <w:rFonts w:ascii="Calibri" w:hAnsi="Calibri" w:cs="Calibri" w:eastAsia="Calibri"/>
-        </w:rPr>
-        <w:t xml:space="preserve"> </w:t>
+      </w:r>
+      <w:r>
+        <w:rPr>
+          <w:rFonts w:ascii="Calibri" w:hAnsi="Calibri" w:cs="Calibri" w:eastAsia="Calibri"/>
+        </w:rPr>
+      </w:r>
+      <w:r>
+        <w:rPr>
+          <w:rFonts w:ascii="Calibri" w:hAnsi="Calibri" w:cs="Calibri" w:eastAsia="Calibri"/>
+        </w:rPr>
+      </w:r>
+      <w:r>
+        <w:rPr>
+          <w:rFonts w:ascii="Calibri" w:hAnsi="Calibri" w:cs="Calibri" w:eastAsia="Calibri"/>
+        </w:rPr>
       </w:r>
       <w:hyperlink r:id="rId9">
         <w:r>
@@ -88,7 +81,6 @@
         <w:rPr>
           <w:rFonts w:ascii="Calibri" w:hAnsi="Calibri" w:cs="Calibri" w:eastAsia="Calibri"/>
         </w:rPr>
-        <w:t xml:space="preserve">.</w:t>
       </w:r>
     </w:p>
     <w:p>
@@ -102,19 +94,17 @@
           <w:b/>
           <w:bCs/>
         </w:rPr>
-        <w:t xml:space="preserve">Source deck:</w:t>
-      </w:r>
-      <w:r>
-        <w:rPr>
-          <w:rFonts w:ascii="Calibri" w:hAnsi="Calibri" w:cs="Calibri" w:eastAsia="Calibri"/>
-        </w:rPr>
-        <w:t xml:space="preserve"> </w:t>
-      </w:r>
-      <w:r>
-        <w:rPr>
-          <w:rFonts w:ascii="Calibri" w:hAnsi="Calibri" w:cs="Calibri" w:eastAsia="Calibri"/>
-        </w:rPr>
-        <w:t xml:space="preserve">"2025 Project Updates (09/2025)" · owner Molly Brzezinski (</w:t>
+        <w:t>Source deck: "2025 Project Updates (09/2025)" · owner Molly Brzezinski (mollybrzezinski@ucsb.edu) Presentation ID: 1AEUMYacQ3w8B-wOsY3a3DUfHx0nsH9dlqfzdeJ_WE5w Pulled: 2026-07-02, from the original .pptx (ppt/media/). Full-resolution originals except where noted; resized or converted files are for communication, not measurement.</w:t>
+      </w:r>
+      <w:r>
+        <w:rPr>
+          <w:rFonts w:ascii="Calibri" w:hAnsi="Calibri" w:cs="Calibri" w:eastAsia="Calibri"/>
+        </w:rPr>
+      </w:r>
+      <w:r>
+        <w:rPr>
+          <w:rFonts w:ascii="Calibri" w:hAnsi="Calibri" w:cs="Calibri" w:eastAsia="Calibri"/>
+        </w:rPr>
       </w:r>
       <w:hyperlink r:id="rId10">
         <w:r>
@@ -128,13 +118,11 @@
         <w:rPr>
           <w:rFonts w:ascii="Calibri" w:hAnsi="Calibri" w:cs="Calibri" w:eastAsia="Calibri"/>
         </w:rPr>
-        <w:t xml:space="preserve">)</w:t>
-      </w:r>
-      <w:r>
-        <w:rPr>
-          <w:rFonts w:ascii="Calibri" w:hAnsi="Calibri" w:cs="Calibri" w:eastAsia="Calibri"/>
-        </w:rPr>
-        <w:t xml:space="preserve"> </w:t>
+      </w:r>
+      <w:r>
+        <w:rPr>
+          <w:rFonts w:ascii="Calibri" w:hAnsi="Calibri" w:cs="Calibri" w:eastAsia="Calibri"/>
+        </w:rPr>
       </w:r>
       <w:r>
         <w:rPr>
@@ -142,26 +130,22 @@
           <w:b/>
           <w:bCs/>
         </w:rPr>
-        <w:t xml:space="preserve">Presentation ID:</w:t>
-      </w:r>
-      <w:r>
-        <w:rPr>
-          <w:rFonts w:ascii="Calibri" w:hAnsi="Calibri" w:cs="Calibri" w:eastAsia="Calibri"/>
-        </w:rPr>
-        <w:t xml:space="preserve"> </w:t>
+      </w:r>
+      <w:r>
+        <w:rPr>
+          <w:rFonts w:ascii="Calibri" w:hAnsi="Calibri" w:cs="Calibri" w:eastAsia="Calibri"/>
+        </w:rPr>
       </w:r>
       <w:r>
         <w:rPr>
           <w:rFonts w:ascii="Calibri" w:hAnsi="Calibri" w:cs="Calibri" w:eastAsia="Calibri"/>
           <w:rStyle w:val="VerbatimChar"/>
         </w:rPr>
-        <w:t xml:space="preserve">1AEUMYacQ3w8B-wOsY3a3DUfHx0nsH9dlqfzdeJ_WE5w</w:t>
-      </w:r>
-      <w:r>
-        <w:rPr>
-          <w:rFonts w:ascii="Calibri" w:hAnsi="Calibri" w:cs="Calibri" w:eastAsia="Calibri"/>
-        </w:rPr>
-        <w:t xml:space="preserve"> </w:t>
+      </w:r>
+      <w:r>
+        <w:rPr>
+          <w:rFonts w:ascii="Calibri" w:hAnsi="Calibri" w:cs="Calibri" w:eastAsia="Calibri"/>
+        </w:rPr>
       </w:r>
       <w:r>
         <w:rPr>
@@ -169,57 +153,64 @@
           <w:b/>
           <w:bCs/>
         </w:rPr>
-        <w:t xml:space="preserve">Pulled:</w:t>
-      </w:r>
-      <w:r>
-        <w:rPr>
-          <w:rFonts w:ascii="Calibri" w:hAnsi="Calibri" w:cs="Calibri" w:eastAsia="Calibri"/>
-        </w:rPr>
-        <w:t xml:space="preserve"> </w:t>
-      </w:r>
-      <w:r>
-        <w:rPr>
-          <w:rFonts w:ascii="Calibri" w:hAnsi="Calibri" w:cs="Calibri" w:eastAsia="Calibri"/>
-        </w:rPr>
-        <w:t xml:space="preserve">2026-07-02, from the original</w:t>
-      </w:r>
-      <w:r>
-        <w:rPr>
-          <w:rFonts w:ascii="Calibri" w:hAnsi="Calibri" w:cs="Calibri" w:eastAsia="Calibri"/>
-        </w:rPr>
-        <w:t xml:space="preserve"> </w:t>
+      </w:r>
+      <w:r>
+        <w:rPr>
+          <w:rFonts w:ascii="Calibri" w:hAnsi="Calibri" w:cs="Calibri" w:eastAsia="Calibri"/>
+        </w:rPr>
+      </w:r>
+      <w:r>
+        <w:rPr>
+          <w:rFonts w:ascii="Calibri" w:hAnsi="Calibri" w:cs="Calibri" w:eastAsia="Calibri"/>
+        </w:rPr>
+      </w:r>
+      <w:r>
+        <w:rPr>
+          <w:rFonts w:ascii="Calibri" w:hAnsi="Calibri" w:cs="Calibri" w:eastAsia="Calibri"/>
+        </w:rPr>
       </w:r>
       <w:r>
         <w:rPr>
           <w:rFonts w:ascii="Calibri" w:hAnsi="Calibri" w:cs="Calibri" w:eastAsia="Calibri"/>
           <w:rStyle w:val="VerbatimChar"/>
         </w:rPr>
-        <w:t xml:space="preserve">.pptx</w:t>
-      </w:r>
-      <w:r>
-        <w:rPr>
-          <w:rFonts w:ascii="Calibri" w:hAnsi="Calibri" w:cs="Calibri" w:eastAsia="Calibri"/>
-        </w:rPr>
-        <w:t xml:space="preserve"> </w:t>
-      </w:r>
-      <w:r>
-        <w:rPr>
-          <w:rFonts w:ascii="Calibri" w:hAnsi="Calibri" w:cs="Calibri" w:eastAsia="Calibri"/>
-        </w:rPr>
-        <w:t xml:space="preserve">(</w:t>
+      </w:r>
+      <w:r>
+        <w:rPr>
+          <w:rFonts w:ascii="Calibri" w:hAnsi="Calibri" w:cs="Calibri" w:eastAsia="Calibri"/>
+        </w:rPr>
+      </w:r>
+      <w:r>
+        <w:rPr>
+          <w:rFonts w:ascii="Calibri" w:hAnsi="Calibri" w:cs="Calibri" w:eastAsia="Calibri"/>
+        </w:rPr>
       </w:r>
       <w:r>
         <w:rPr>
           <w:rFonts w:ascii="Calibri" w:hAnsi="Calibri" w:cs="Calibri" w:eastAsia="Calibri"/>
           <w:rStyle w:val="VerbatimChar"/>
         </w:rPr>
-        <w:t xml:space="preserve">ppt/media/</w:t>
-      </w:r>
-      <w:r>
-        <w:rPr>
-          <w:rFonts w:ascii="Calibri" w:hAnsi="Calibri" w:cs="Calibri" w:eastAsia="Calibri"/>
-        </w:rPr>
-        <w:t xml:space="preserve">). Full-resolution originals except where noted.</w:t>
+      </w:r>
+      <w:r>
+        <w:rPr>
+          <w:rFonts w:ascii="Calibri" w:hAnsi="Calibri" w:cs="Calibri" w:eastAsia="Calibri"/>
+        </w:rPr>
+      </w:r>
+    </w:p>
+    <w:p>
+      <w:pPr>
+        <w:pStyle w:val="FirstParagraph"/>
+      </w:pPr>
+      <w:r>
+        <w:t>Use/credit note: these images are appropriate for internal summaries unless project permissions allow broader use. Before using them in a manuscript, talk, public repo, or public website, confirm permission and credit the coral photography and design schematic to the LTH field team / M. Brzezinski as appropriate.</w:t>
+      </w:r>
+    </w:p>
+    <w:p>
+      <w:pPr>
+        <w:pStyle w:val="FirstParagraph"/>
+      </w:pPr>
+      <w:r>
+        <w:t>Media dimensions: slide05_experimental_design.png = 1925 x 980; slide13_morphology_ambient_D0.png = 1200 x 900; slide14_morphology_heated_D0.png = 1200 x 900; slide15_morphology_timeline.jpg = 2048 x 994; healing_ambient_vs_heated.gif = 752 x 286; morphology_ambient_healing.mp4 = 560 x 420, 8 s; morphology_heated_healing.mp4 = 560 x 420, 8 s.</w:t>
       </w:r>
     </w:p>
     <w:tbl>
@@ -458,7 +449,7 @@
               <w:rPr>
                 <w:rFonts w:ascii="Calibri" w:hAnsi="Calibri" w:cs="Calibri" w:eastAsia="Calibri"/>
               </w:rPr>
-              <w:t xml:space="preserve">rasterized (the schematic is vector shapes on the slide, not an embedded image)</w:t>
+              <w:t>exported from slide shapes as an image (the schematic is vector shapes on the slide, not an embedded image)</w:t>
             </w:r>
           </w:p>
         </w:tc>
@@ -897,19 +888,17 @@
                 <w:b/>
                 <w:bCs/>
               </w:rPr>
-              <w:t xml:space="preserve">Animated</w:t>
-            </w:r>
-            <w:r>
-              <w:rPr>
-                <w:rFonts w:ascii="Calibri" w:hAnsi="Calibri" w:cs="Calibri" w:eastAsia="Calibri"/>
-              </w:rPr>
-              <w:t xml:space="preserve"> </w:t>
-            </w:r>
-            <w:r>
-              <w:rPr>
-                <w:rFonts w:ascii="Calibri" w:hAnsi="Calibri" w:cs="Calibri" w:eastAsia="Calibri"/>
-              </w:rPr>
-              <w:t xml:space="preserve">ambient healing time-lapse, D0 → D15 (16 frames, autoplay-loop)</w:t>
+              <w:t>Animated ambient healing time-lapse, D0 → D15 (16 frames, looping video)</w:t>
+            </w:r>
+            <w:r>
+              <w:rPr>
+                <w:rFonts w:ascii="Calibri" w:hAnsi="Calibri" w:cs="Calibri" w:eastAsia="Calibri"/>
+              </w:rPr>
+            </w:r>
+            <w:r>
+              <w:rPr>
+                <w:rFonts w:ascii="Calibri" w:hAnsi="Calibri" w:cs="Calibri" w:eastAsia="Calibri"/>
+              </w:rPr>
             </w:r>
           </w:p>
         </w:tc>
@@ -1030,19 +1019,17 @@
                 <w:b/>
                 <w:bCs/>
               </w:rPr>
-              <w:t xml:space="preserve">Animated</w:t>
-            </w:r>
-            <w:r>
-              <w:rPr>
-                <w:rFonts w:ascii="Calibri" w:hAnsi="Calibri" w:cs="Calibri" w:eastAsia="Calibri"/>
-              </w:rPr>
-              <w:t xml:space="preserve"> </w:t>
-            </w:r>
-            <w:r>
-              <w:rPr>
-                <w:rFonts w:ascii="Calibri" w:hAnsi="Calibri" w:cs="Calibri" w:eastAsia="Calibri"/>
-              </w:rPr>
-              <w:t xml:space="preserve">heated healing time-lapse, D0 → D15 (16 frames, autoplay-loop)</w:t>
+              <w:t>Animated heated healing time-lapse, D0 → D15 (16 frames, looping video)</w:t>
+            </w:r>
+            <w:r>
+              <w:rPr>
+                <w:rFonts w:ascii="Calibri" w:hAnsi="Calibri" w:cs="Calibri" w:eastAsia="Calibri"/>
+              </w:rPr>
+            </w:r>
+            <w:r>
+              <w:rPr>
+                <w:rFonts w:ascii="Calibri" w:hAnsi="Calibri" w:cs="Calibri" w:eastAsia="Calibri"/>
+              </w:rPr>
             </w:r>
           </w:p>
         </w:tc>
@@ -1207,26 +1194,23 @@
               <w:rPr>
                 <w:rFonts w:ascii="Calibri" w:hAnsi="Calibri" w:cs="Calibri" w:eastAsia="Calibri"/>
               </w:rPr>
-              <w:t xml:space="preserve">built from the two</w:t>
-            </w:r>
-            <w:r>
-              <w:rPr>
-                <w:rFonts w:ascii="Calibri" w:hAnsi="Calibri" w:cs="Calibri" w:eastAsia="Calibri"/>
-              </w:rPr>
-              <w:t xml:space="preserve"> </w:t>
+              <w:t>built from the two .mp4s (side-by-side video assembly, 28 °C-blue / 31 °C-orange borders)</w:t>
+            </w:r>
+            <w:r>
+              <w:rPr>
+                <w:rFonts w:ascii="Calibri" w:hAnsi="Calibri" w:cs="Calibri" w:eastAsia="Calibri"/>
+              </w:rPr>
             </w:r>
             <w:r>
               <w:rPr>
                 <w:rFonts w:ascii="Calibri" w:hAnsi="Calibri" w:cs="Calibri" w:eastAsia="Calibri"/>
                 <w:rStyle w:val="VerbatimChar"/>
               </w:rPr>
-              <w:t xml:space="preserve">.mp4</w:t>
-            </w:r>
-            <w:r>
-              <w:rPr>
-                <w:rFonts w:ascii="Calibri" w:hAnsi="Calibri" w:cs="Calibri" w:eastAsia="Calibri"/>
-              </w:rPr>
-              <w:t xml:space="preserve">s (ffmpeg hstack, 28 °C-blue / 31 °C-orange borders)</w:t>
+            </w:r>
+            <w:r>
+              <w:rPr>
+                <w:rFonts w:ascii="Calibri" w:hAnsi="Calibri" w:cs="Calibri" w:eastAsia="Calibri"/>
+              </w:rPr>
             </w:r>
           </w:p>
         </w:tc>
@@ -1267,19 +1251,17 @@
           <w:b/>
           <w:bCs/>
         </w:rPr>
-        <w:t xml:space="preserve">Credit:</w:t>
-      </w:r>
-      <w:r>
-        <w:rPr>
-          <w:rFonts w:ascii="Calibri" w:hAnsi="Calibri" w:cs="Calibri" w:eastAsia="Calibri"/>
-        </w:rPr>
-        <w:t xml:space="preserve"> </w:t>
-      </w:r>
-      <w:r>
-        <w:rPr>
-          <w:rFonts w:ascii="Calibri" w:hAnsi="Calibri" w:cs="Calibri" w:eastAsia="Calibri"/>
-        </w:rPr>
-        <w:t xml:space="preserve">coral photography and experimental-design schematic by the LTH field team (M. Brzezinski). Reproduce with credit; internal use.</w:t>
+        <w:t>Credit: coral photography and experimental-design schematic by the LTH field team (M. Brzezinski). Internal use unless broader permissions are confirmed; reproduce with credit.</w:t>
+      </w:r>
+      <w:r>
+        <w:rPr>
+          <w:rFonts w:ascii="Calibri" w:hAnsi="Calibri" w:cs="Calibri" w:eastAsia="Calibri"/>
+        </w:rPr>
+      </w:r>
+      <w:r>
+        <w:rPr>
+          <w:rFonts w:ascii="Calibri" w:hAnsi="Calibri" w:cs="Calibri" w:eastAsia="Calibri"/>
+        </w:rPr>
       </w:r>
     </w:p>
     <w:bookmarkEnd w:id="11"/>
